--- a/rus/docx/42.content.docx
+++ b/rus/docx/42.content.docx
@@ -11,6 +11,15 @@
         <w:pStyle w:val="Heading2"/>
       </w:pPr>
       <w:r>
+        <w:t>Resource: Заметки к учебнику (Тиндейл)</w:t>
+      </w:r>
+      <w:r/>
+    </w:p>
+    <w:p>
+      <w:pPr>
+        <w:pStyle w:val="Heading2"/>
+      </w:pPr>
+      <w:r>
         <w:t>License Information</w:t>
       </w:r>
       <w:r/>
@@ -21,7 +30,7 @@
         <w:rPr>
           <w:b/>
         </w:rPr>
-        <w:t>Study Notes (Tyndale)</w:t>
+        <w:t>Заметки к учебнику (Тиндейл)</w:t>
       </w:r>
       <w:r>
         <w:t xml:space="preserve"> (Russian) is based on</w:t>
@@ -74,7 +83,7 @@
         <w:pStyle w:val="Heading1"/>
       </w:pPr>
       <w:r>
-        <w:t>Study Notes (Tyndale)</w:t>
+        <w:t>Заметки к учебнику (Тиндейл)</w:t>
       </w:r>
     </w:p>
     <w:p>
@@ -83,6 +92,51 @@
           <w:headerReference w:type="even" r:id="rId8"/>
           <w:headerReference w:type="default" r:id="rId9"/>
           <w:footerReference w:type="default" r:id="rId10"/>
+          <w:footnotePr>
+            <w:numRestart w:val="eachSect"/>
+          </w:footnotePr>
+          <w:type w:val="continuous"/>
+          <w:pgSz w:w="12240" w:h="15840" w:code="1"/>
+          <w:pgMar w:top="1440" w:right="1440" w:bottom="1440" w:left="1440" w:header="504" w:footer="504" w:gutter="0"/>
+          <w:cols w:space="708"/>
+          <w:titlePg/>
+          <w:docGrid w:linePitch="360"/>
+        </w:sectPr>
+      </w:pPr>
+    </w:p>
+    <w:p>
+      <w:r/>
+    </w:p>
+    <w:p>
+      <w:pPr>
+        <w:pStyle w:val="Heading2"/>
+      </w:pPr>
+      <w:r>
+        <w:t>LUK</w:t>
+      </w:r>
+      <w:r/>
+    </w:p>
+    <w:p>
+      <w:r/>
+      <w:r>
+        <w:rPr>
+          <w:i/>
+        </w:rPr>
+        <w:t>От Луки 1:1, От Луки 1:1–4, От Луки 1:3, От Луки 1:5, От Луки 1:5–2:52, От Луки 1:7, От Луки 1:8–9, От Луки 1:12–13, От Луки 1:15, От Луки 1:17, От Луки 1:19, От Луки 1:20, От Луки 1:24, От Луки 1:26, От Луки 1:27, От Луки 1:31, От Луки 1:32–33, От Луки 1:35, От Луки 1:36, От Луки 1:39, От Луки 1:41, От Луки 1:46–55, От Луки 1:48, От Луки 1:51, От Луки 1:54–55, От Луки 1:59, От Луки 1:62–63, От Луки 1:66, От Луки 1:67–79, От Луки 1:68, От Луки 1:69, От Луки 1:71, От Луки 1:76–77, От Луки 1:78, От Луки 1:80, От Луки 2:1, От Луки 2:1–7, От Луки 2:2, От Луки 2:3–4, От Луки 2:5, От Луки 2:7, От Луки 2:8, От Луки 2:9–10, От Луки 2:11, От Луки 2:12, От Луки 2:13, От Луки 2:14, От Луки 2:19, От Луки 2:20, От Луки 2:21, От Луки 2:22, От Луки 2:24, От Луки 2:25, От Луки 2:26, От Луки 2:27, От Луки 2:29–32, От Луки 2:30, От Луки 2:31, От Луки 2:32, От Луки 2:34, От Луки 2:35, От Луки 2:36–38, От Луки 2:37, От Луки 2:40, От Луки 2:41, От Луки 2:41–51, От Луки 2:42, От Луки 2:44, От Луки 2:46, От Луки 2:47, От Луки 2:49, От Луки 2:51, От Луки 3:1, От Луки 3:1–4:13, От Луки 3:2, От Луки 3:3, От Луки 3:4–6, От Луки 3:7, От Луки 3:8, От Луки 3:9, От Луки 3:11, От Луки 3:12, От Луки 3:14, От Луки 3:16, От Луки 3:17, От Луки 3:19–20, От Луки 3:21, От Луки 3:21–22, От Луки 3:22, От Луки 3:23, От Луки 3:23–38, От Луки 3:27, От Луки 3:31, От Луки 3:32, От Луки 3:38, От Луки 4:1–13, От Луки 4:2, От Луки 4:3, От Луки 4:4, От Луки 4:6, От Луки 4:8, От Луки 4:10–11, От Луки 4:12, От Луки 4:13, От Луки 4:14, От Луки 4:16–30, От Луки 4:18–19, От Луки 4:21, От Луки 4:23, От Луки 4:25–26, От Луки 4:27, От Луки 4:28, От Луки 4:30, От Луки 4:31, От Луки 4:33, От Луки 4:34, От Луки 4:36, От Луки 4:38, От Луки 4:39, От Луки 4:41, От Луки 4:43, От Луки 4:44, От Луки 5:1–11, От Луки 5:3, От Луки 5:4, От Луки 5:7, От Луки 5:8, От Луки 5:10, От Луки 5:11, От Луки 5:12, От Луки 5:13, От Луки 5:14, От Луки 5:17, От Луки 5:17–26, От Луки 5:19, От Луки 5:22, От Луки 5:23–24, От Луки 5:24, От Луки 5:27, От Луки 5:27–32, От Луки 5:29, От Луки 5:30, От Луки 5:31–32, От Луки 5:33, От Луки 5:34–35, От Луки 5:36–38, От Луки 5:39, От Луки 6:1, От Луки 6:1–11, От Луки 6:2, От Луки 6:3, От Луки 6:5, От Луки 6:6–7, От Луки 6:8, От Луки 6:9, От Луки 6:12, От Луки 6:13, От Луки 6:14, От Луки 6:15, От Луки 6:16, От Луки 6:17, От Луки 6:17–49, От Луки 6:20–21, От Луки 6:20–23, От Луки 6:23, От Луки 6:24–26, От Луки 6:27, От Луки 6:30, От Луки 6:31, От Луки 6:34–36, От Луки 6:37–42, От Луки 6:38, От Луки 6:41, От Луки 6:45, От Луки 6:49, От Луки 7:1–10, От Луки 7:2, От Луки 7:3, От Луки 7:5, От Луки 7:6, От Луки 7:8, От Луки 7:9, От Луки 7:11, От Луки 7:11–17, От Луки 7:12, От Луки 7:13–14, От Луки 7:16, От Луки 7:18–23, От Луки 7:22, От Луки 7:23, От Луки 7:27, От Луки 7:28, От Луки 7:31–35, От Луки 7:33, От Луки 7:35, От Луки 7:36, От Луки 7:36–50, От Луки 7:37, От Луки 7:38, От Луки 7:40, От Луки 7:41, От Луки 7:43, От Луки 7:44–46, От Луки 7:47, От Луки 8:2, От Луки 8:2–3, От Луки 8:4–15, От Луки 8:5, От Луки 8:6, От Луки 8:7, От Луки 8:8, От Луки 8:10, От Луки 8:11, От Луки 8:12, От Луки 8:13, От Луки 8:16–17, От Луки 8:18, От Луки 8:19–20, От Луки 8:21, От Луки 8:22–25, От Луки 8:23, От Луки 8:24, От Луки 8:26, От Луки 8:26–39, От Луки 8:27, От Луки 8:28, От Луки 8:29, От Луки 8:30, От Луки 8:31, От Луки 8:32, От Луки 8:35, От Луки 8:37, От Луки 8:39, От Луки 8:40–56, От Луки 8:41, От Луки 8:43, От Луки 8:44, От Луки 8:45, От Луки 8:48, От Луки 8:51, От Луки 8:52, От Луки 8:55, От Луки 8:56, От Луки 9:1–6, От Луки 9:3, От Луки 9:4, От Луки 9:5, От Луки 9:8, От Луки 9:9, От Луки 9:10, От Луки 9:10–17, От Луки 9:11, От Луки 9:13, От Луки 9:17, От Луки 9:18–27, От Луки 9:19, От Луки 9:20, От Луки 9:21–22, От Луки 9:22, От Луки 9:23, От Луки 9:23–27, От Луки 9:24, От Луки 9:26, От Луки 9:27, От Луки 9:28, От Луки 9:28–36, От Луки 9:29, От Луки 9:31, От Луки 9:33, От Луки 9:34, От Луки 9:35, От Луки 9:38, От Луки 9:39, От Луки 9:41, От Луки 9:44, От Луки 9:45, От Луки 9:46, От Луки 9:46–50, От Луки 9:47, От Луки 9:48, От Луки 9:50, От Луки 9:51, От Луки 9:51–19:44, От Луки 9:52–53, От Луки 9:54, От Луки 9:57–62, От Луки 9:58, От Луки 9:59, От Луки 9:61–62, От Луки 10:1–20, От Луки 10:2, От Луки10:3, От Луки 10:4, От Луки 10:5, От Луки 10:7, От Луки 10:9, От Луки 10:11, От Луки 10:12, От Луки 10:13, От Луки 10:15, От Луки 10:18, От Луки 10:19, От Луки 10:20, От Луки 10:21, От Луки 10:22, От Луки 10:23, От Луки 10:25, От Луки 10:27, От Луки 10:28, От Луки 10:29, От Луки 10:30, От Луки10:30–37, От Луки 10:31, От Луки 10:32, От Луки 10:33, От Луки 10:34, От Луки 10:38–42, От Луки 10:39, От Луки 10:40, От Луки 10:42, Лука 11:1, От Луки 11:2–4, От Луки 11:4, От Луки 11:6, От Луки 11:8, От Луки 11:11–12, От Луки 11:13, От Луки 11:14, От Луки 11:14–32, От Луки 11:15, От Луки 11:17, От Луки 11:20, От Луки 11:21–22, От Луки 11:23, От Луки 11:26, От Луки 11:28, От Луки 11:29–30, От Луки 11:31, От Луки 11:33, От Луки 11:35–36, От Луки 11:37, От Луки 11:38, От Луки 11:39, От Луки 11:41, Лука 11:42, От Луки 11:42–52, От Луки 11:43, От Луки 11:44, От Луки 11:45, От Луки 11:46, От Луки 11:48, От Луки 11:49, От Луки 11:51, От Луки 11:52, От Луки 12:1, От Луки 12:2–3, От Луки 12:5, От Луки 12:6, От Луки 12:8, От Луки 12:10, От Луки 12:11–12, От Луки 12:13, От Луки 12:13–21, От Луки 12:15, От Луки 12:16–20, От Луки 12:19–20, От Луки 12:22–34, От Луки 12:24, От Луки 12:25, От Луки 12:27, От Луки 12:30, От Луки 12:31, От Луки 12:32, От Луки 12:33, От Луки 12:35, От Луки 12:35–48, От Луки 12:36, От Луки 12:37, От Луки 12:40, От Луки 12:42, От Луки 12:44, От Луки 12:46, От Луки 12:47–48, От Луки 12:49, От Луки 12:50, От Луки 12:51–53, От Луки 12:53, От Луки 12:54, От Луки 12:55, От Луки 12:58, От Луки 13:1, От Луки 13:1–4, От Луки 13:4, От Луки 13:6, От Луки 13:6–9, От Луки 13:9, От Луки 13:10, От Луки 13:11, От Луки 13:14, От Луки 13:15–16, От Луки 13:17, От Луки 13:18–21, От Луки 13:19, От Луки 13:21, От Луки 13:23, От Луки 13:25, От Луки 13:28, От Луки 13:29, От Луки 13:32, От Луки 13:33, От Луки 13:34, От Луки 13:35, От Луки 14:1, От Луки 14:2, От Луки 14:3, От Луки 14:5, От Луки 14:7, От Луки 14:8, От Луки 14:9, От Луки 14:12–13, От Луки 14:14, От Луки 14:15–24, От Луки 14:17, От Луки 14:18, От Луки 14:19, От Луки 14:20, От Луки 14:21, От Луки 14:23, От Луки 14:25–35, От Луки 14:26, От Луки 14:27, От Луки 14:34, От Луки 14:35, От Луки 15:1, От Луки 15:1–32, От Луки 15:2, От Луки 15:4, От Луки 15:8, От Луки 15:11–32, От Луки 15:12, От Луки 15:13, От Луки 15:15, От Луки 15:20, От Луки 15:21, От Луки 15:22, От Луки 15:23, От Луки 15:28, От Луки 15:30, От Луки 15:31, От Луки 16:1, От Луки 16:2, От Луки 16:3, От Луки 16:5–7, От Луки 16:6, От Луки 16:7, От Луки 16:8, От Луки 16:8–9, От Луки 16:9, От Луки 16:13, От Луки 16:14, От Луки 16:16, От Луки 16:17, От Луки 16:18, От Луки 16:19, От Луки 16:19–31, От Луки 16:21, От Луки 16:22, От Луки 16:23, От Луки 16:24, От Луки 16:26, От Луки 16:31, От Луки 17:1, От Луки 17:2, От Луки 17:4, От Луки 17:6, От Луки 17:7–10, От Луки 17:11, От Луки 17:11–19, От Луки 17:12, От Луки 17:14, От Луки 17:16, От Луки 17:19, От Луки 17:20–21, От Луки 17:20–37, От Луки 17:22, От Луки 17:23–24, От Луки 17:25, От Луки 17:26–29, От Луки 17:32–33, От Луки 17:34–35, От Луки 17:37, От Луки 18:1–8, От Луки 18:2, От Луки 18:3, От Луки 18:5, От Луки 18:7, От Луки 18:8, От Луки 18:9–14, От Луки 18:10, От Луки 18:12, От Луки 18:13, От Луки 18:14, От Луки 18:15–17, От Луки 18:17, От Луки 18:18, От Луки 18:18–30, От Луки 18:19, От Луки 18:20, От Луки 18:21, От Луки 18:22, От Луки 18:24–25, От Луки 18:27, От Луки 18:28–30, От Луки 18:30, От Луки 18:31, От Луки 18:31–34, От Луки 18:32–33, От Луки 18:34, От Луки 18:35, От Луки 18:35–43, От Луки 18:38, От Луки 19:1–10, От Луки 19:2, От Луки 19:4, От Луки 19:5, От Луки 19:7, От Луки 19:8, От Луки 19:9, От Луки 19:10, От Луки 19:11–27, От Луки 19:12, От Луки 19:14, От Луки 19:17, От Луки 19:23, От Луки 19:26, От Луки 19:27, От Луки 19:28–40, От Луки 19:29, От Луки 19:30, От Луки 19:31, От Луки 19:36, От Луки 19:38, От Луки 19:40, От Луки 19:42, От Луки 19:43–44, От Луки 19:45, От Луки 19:45–48, От Луки 19:47, От Луки 20:1, От Луки 20:1–47, От Луки 20:2, От Луки 20:4–6, От Луки 20:6, От Луки 20:7–8, От Луки 20:9, От Луки 20:9–19, От Луки 20:10, От Луки 20:13, От Луки 20:14, От Луки 20:17, От Луки 20:18, От Луки 20:19, От Луки 20:20–26, От Луки 20:21, От Луки 20:22, От Луки 20:24, От Луки 20:25, От Луки 20:27, От Луки 20:28, От Луки 20:29–33, От Луки 20:33, От Луки 20:35, От Луки 20:36, От Луки 20:37, От Луки 20:39, От Луки 20:40, От Луки 20:41, От Луки 20:41–44, От Луки 20:42–43, От Луки 20:44, От Луки 20:46–47, От Луки 20:47, От Луки 21:1, От Луки 21:1–4, От Луки 21:2, От Луки 21:4, От Луки 21:5, От Луки 21:5–38, От Луки 21:6, От Луки 21:8, От Луки 21:8–11, От Луки 21:11, От Луки 21:12, От Луки 21:12–19, От Луки 21:15, От Луки 21:16, От Луки 21:18–19, От Луки 21:20–24, От Луки 21:21, От Луки 21:22, От Луки 21:24, От Луки 21:25, От Луки 21:31, От Луки 21:32, От Луки 21:33, От Луки 21:34, От Луки 21:36, От Луки 22:1, От Луки 22:1–6, От Луки 22:3, От Луки 22:4, От Луки 22:5, От Луки 22:6, От Луки 22:7, От Луки 22:7–30, От Луки 22:8, От Луки 22:10, От Луки 22:11–12, От Луки 22:14, От Луки 22:15, От Луки 22:16, От Луки 22:17, От Луки 22:19–20, От Луки 22:20, От Луки 22:21–22, От Луки 22:22, От Луки 22:24, От Луки 22:25, От Луки 22:27, От Луки 22:29–30, От Луки 22:30, От Луки 22:31, От Луки 22:32, От Луки 22:33, От Луки 22:34, От Луки 22:36, От Луки 22:38, От Луки 22:39, От Луки 22:42, От Луки 22:43, От Луки 22:44, От Луки 22:45–46, От Луки 22:47, От Луки 22:51, От Луки 22:52, От Луки 22:54, От Луки 22:59, От Луки 22:61, От Луки 22:63, От Луки 22:64, От Луки 22:66, От Луки 22:67–68, От Луки 22:69, От Луки 22:70, От Луки 22:71, От Луки 23:1, От Луки 23:2, От Луки 23:3, От Луки 23:4, От Луки 23:5, От Луки 23:6–7, От Луки 23:8, От Луки 23:9, От Луки 23:12, От Луки 23:14–15, От Луки 23:16–18, От Луки 23:19, От Луки 23:24, От Луки 23:26, От Луки 23:28, От Луки 23:29, От Луки 23:30, От Луки 23:31, От Луки 23:33, От Луки 23:34, От Луки 23:35, От Луки 23:36, От Луки 23:38, От Луки 23:42, От Луки 23:43, От Луки 23:44, От Луки 23:45, От Луки 23:46, От Луки 23:47, От Луки 23:48, От Луки 23:50–51, От Луки 23:52, От Луки 23:53, От Луки 23:54, От Луки 23:55–56, От Луки 24:1, От Луки 24:1–12, От Луки 24:2, От Луки 24:4, От Луки 24:5–7, От Луки 24:7, От Луки 24:9, От Луки 24:10, От Луки 24:12, От Луки 24:13, От Луки 24:13–34, От Луки 24:16, От Луки 24:18, От Луки 24:19, От Луки 24:21, От Луки 24:22, От Луки 24:25–26, От Луки 24:27, От Луки 24:29, От Луки 24:30, От Луки 24:31, От Луки 24:34, От Луки 24:39, От Луки 24:44, От Луки 24:46, От Луки 24:47, От Луки 24:48, От Луки 24:49, От Луки 24:50, От Луки 24:50–53, От Луки 24:51, От Луки 24:53</w:t>
+      </w:r>
+      <w:r/>
+    </w:p>
+    <w:p>
+      <w:r/>
+      <w:r>
+        <w:t xml:space="preserve"> </w:t>
+      </w:r>
+      <w:r/>
+      <w:r/>
+    </w:p>
+    <w:p>
+      <w:pPr>
+        <w:sectPr>
           <w:footnotePr>
             <w:numRestart w:val="eachSect"/>
           </w:footnotePr>

--- a/rus/docx/42.content.docx
+++ b/rus/docx/42.content.docx
@@ -163,13 +163,6 @@
         <w:rPr>
           <w:lang w:val="ru_RU" w:bidi="ru_RU"/>
         </w:rPr>
-      </w:r>
-      <w:r>
-        <w:rPr>
-          <w:i/>
-          <w:lang w:val="ru_RU" w:bidi="ru_RU"/>
-        </w:rPr>
-        <w:t>От Луки 1:1, От Луки 1:1–4, От Луки 1:3, От Луки 1:5, От Луки 1:5–2:52, От Луки 1:7, От Луки 1:8–9, От Луки 1:12–13, От Луки 1:15, От Луки 1:17, От Луки 1:19, От Луки 1:20, От Луки 1:24, От Луки 1:26, От Луки 1:27, От Луки 1:31, От Луки 1:32–33, От Луки 1:35, От Луки 1:36, От Луки 1:39, От Луки 1:41, От Луки 1:46–55, От Луки 1:48, От Луки 1:51, От Луки 1:54–55, От Луки 1:59, От Луки 1:62–63, От Луки 1:66, От Луки 1:67–79, От Луки 1:68, От Луки 1:69, От Луки 1:71, От Луки 1:76–77, От Луки 1:78, От Луки 1:80, От Луки 2:1, От Луки 2:1–7, От Луки 2:2, От Луки 2:3–4, От Луки 2:5, От Луки 2:7, От Луки 2:8, От Луки 2:9–10, От Луки 2:11, От Луки 2:12, От Луки 2:13, От Луки 2:14, От Луки 2:19, От Луки 2:20, От Луки 2:21, От Луки 2:22, От Луки 2:24, От Луки 2:25, От Луки 2:26, От Луки 2:27, От Луки 2:29–32, От Луки 2:30, От Луки 2:31, От Луки 2:32, От Луки 2:34, От Луки 2:35, От Луки 2:36–38, От Луки 2:37, От Луки 2:40, От Луки 2:41, От Луки 2:41–51, От Луки 2:42, От Луки 2:44, От Луки 2:46, От Луки 2:47, От Луки 2:49, От Луки 2:51, От Луки 3:1, От Луки 3:1–4:13, От Луки 3:2, От Луки 3:3, От Луки 3:4–6, От Луки 3:7, От Луки 3:8, От Луки 3:9, От Луки 3:11, От Луки 3:12, От Луки 3:14, От Луки 3:16, От Луки 3:17, От Луки 3:19–20, От Луки 3:21, От Луки 3:21–22, От Луки 3:22, От Луки 3:23, От Луки 3:23–38, От Луки 3:27, От Луки 3:31, От Луки 3:32, От Луки 3:38, От Луки 4:1–13, От Луки 4:2, От Луки 4:3, От Луки 4:4, От Луки 4:6, От Луки 4:8, От Луки 4:10–11, От Луки 4:12, От Луки 4:13, От Луки 4:14, От Луки 4:16–30, От Луки 4:18–19, От Луки 4:21, От Луки 4:23, От Луки 4:25–26, От Луки 4:27, От Луки 4:28, От Луки 4:30, От Луки 4:31, От Луки 4:33, От Луки 4:34, От Луки 4:36, От Луки 4:38, От Луки 4:39, От Луки 4:41, От Луки 4:43, От Луки 4:44, От Луки 5:1–11, От Луки 5:3, От Луки 5:4, От Луки 5:7, От Луки 5:8, От Луки 5:10, От Луки 5:11, От Луки 5:12, От Луки 5:13, От Луки 5:14, От Луки 5:17, От Луки 5:17–26, От Луки 5:19, От Луки 5:22, От Луки 5:23–24, От Луки 5:24, От Луки 5:27, От Луки 5:27–32, От Луки 5:29, От Луки 5:30, От Луки 5:31–32, От Луки 5:33, От Луки 5:34–35, От Луки 5:36–38, От Луки 5:39, От Луки 6:1, От Луки 6:1–11, От Луки 6:2, От Луки 6:3, От Луки 6:5, От Луки 6:6–7, От Луки 6:8, От Луки 6:9, От Луки 6:12, От Луки 6:13, От Луки 6:14, От Луки 6:15, От Луки 6:16, От Луки 6:17, От Луки 6:17–49, От Луки 6:20–21, От Луки 6:20–23, От Луки 6:23, От Луки 6:24–26, От Луки 6:27, От Луки 6:30, От Луки 6:31, От Луки 6:34–36, От Луки 6:37–42, От Луки 6:38, От Луки 6:41, От Луки 6:45, От Луки 6:49, От Луки 7:1–10, От Луки 7:2, От Луки 7:3, От Луки 7:5, От Луки 7:6, От Луки 7:8, От Луки 7:9, От Луки 7:11, От Луки 7:11–17, От Луки 7:12, От Луки 7:13–14, От Луки 7:16, От Луки 7:18–23, От Луки 7:22, От Луки 7:23, От Луки 7:27, От Луки 7:28, От Луки 7:31–35, От Луки 7:33, От Луки 7:35, От Луки 7:36, От Луки 7:36–50, От Луки 7:37, От Луки 7:38, От Луки 7:40, От Луки 7:41, От Луки 7:43, От Луки 7:44–46, От Луки 7:47, От Луки 8:2, От Луки 8:2–3, От Луки 8:4–15, От Луки 8:5, От Луки 8:6, От Луки 8:7, От Луки 8:8, От Луки 8:10, От Луки 8:11, От Луки 8:12, От Луки 8:13, От Луки 8:16–17, От Луки 8:18, От Луки 8:19–20, От Луки 8:21, От Луки 8:22–25, От Луки 8:23, От Луки 8:24, От Луки 8:26, От Луки 8:26–39, От Луки 8:27, От Луки 8:28, От Луки 8:29, От Луки 8:30, От Луки 8:31, От Луки 8:32, От Луки 8:35, От Луки 8:37, От Луки 8:39, От Луки 8:40–56, От Луки 8:41, От Луки 8:43, От Луки 8:44, От Луки 8:45, От Луки 8:48, От Луки 8:51, От Луки 8:52, От Луки 8:55, От Луки 8:56, От Луки 9:1–6, От Луки 9:3, От Луки 9:4, От Луки 9:5, От Луки 9:8, От Луки 9:9, От Луки 9:10, От Луки 9:10–17, От Луки 9:11, От Луки 9:13, От Луки 9:17, От Луки 9:18–27, От Луки 9:19, От Луки 9:20, От Луки 9:21–22, От Луки 9:22, От Луки 9:23, От Луки 9:23–27, От Луки 9:24, От Луки 9:26, От Луки 9:27, От Луки 9:28, От Луки 9:28–36, От Луки 9:29, От Луки 9:31, От Луки 9:33, От Луки 9:34, От Луки 9:35, От Луки 9:38, От Луки 9:39, От Луки 9:41, От Луки 9:44, От Луки 9:45, От Луки 9:46, От Луки 9:46–50, От Луки 9:47, От Луки 9:48, От Луки 9:50, От Луки 9:51, От Луки 9:51–19:44, От Луки 9:52–53, От Луки 9:54, От Луки 9:57–62, От Луки 9:58, От Луки 9:59, От Луки 9:61–62, От Луки 10:1–20, От Луки 10:2, От Луки10:3, От Луки 10:4, От Луки 10:5, От Луки 10:7, От Луки 10:9, От Луки 10:11, От Луки 10:12, От Луки 10:13, От Луки 10:15, От Луки 10:18, От Луки 10:19, От Луки 10:20, От Луки 10:21, От Луки 10:22, От Луки 10:23, От Луки 10:25, От Луки 10:27, От Луки 10:28, От Луки 10:29, От Луки 10:30, От Луки10:30–37, От Луки 10:31, От Луки 10:32, От Луки 10:33, От Луки 10:34, От Луки 10:38–42, От Луки 10:39, От Луки 10:40, От Луки 10:42, Лука 11:1, От Луки 11:2–4, От Луки 11:4, От Луки 11:6, От Луки 11:8, От Луки 11:11–12, От Луки 11:13, От Луки 11:14, От Луки 11:14–32, От Луки 11:15, От Луки 11:17, От Луки 11:20, От Луки 11:21–22, От Луки 11:23, От Луки 11:26, От Луки 11:28, От Луки 11:29–30, От Луки 11:31, От Луки 11:33, От Луки 11:35–36, От Луки 11:37, От Луки 11:38, От Луки 11:39, От Луки 11:41, Лука 11:42, От Луки 11:42–52, От Луки 11:43, От Луки 11:44, От Луки 11:45, От Луки 11:46, От Луки 11:48, От Луки 11:49, От Луки 11:51, От Луки 11:52, От Луки 12:1, От Луки 12:2–3, От Луки 12:5, От Луки 12:6, От Луки 12:8, От Луки 12:10, От Луки 12:11–12, От Луки 12:13, От Луки 12:13–21, От Луки 12:15, От Луки 12:16–20, От Луки 12:19–20, От Луки 12:22–34, От Луки 12:24, От Луки 12:25, От Луки 12:27, От Луки 12:30, От Луки 12:31, От Луки 12:32, От Луки 12:33, От Луки 12:35, От Луки 12:35–48, От Луки 12:36, От Луки 12:37, От Луки 12:40, От Луки 12:42, От Луки 12:44, От Луки 12:46, От Луки 12:47–48, От Луки 12:49, От Луки 12:50, От Луки 12:51–53, От Луки 12:53, От Луки 12:54, От Луки 12:55, От Луки 12:58, От Луки 13:1, От Луки 13:1–4, От Луки 13:4, От Луки 13:6, От Луки 13:6–9, От Луки 13:9, От Луки 13:10, От Луки 13:11, От Луки 13:14, От Луки 13:15–16, От Луки 13:17, От Луки 13:18–21, От Луки 13:19, От Луки 13:21, От Луки 13:23, От Луки 13:25, От Луки 13:28, От Луки 13:29, От Луки 13:32, От Луки 13:33, От Луки 13:34, От Луки 13:35, От Луки 14:1, От Луки 14:2, От Луки 14:3, От Луки 14:5, От Луки 14:7, От Луки 14:8, От Луки 14:9, От Луки 14:12–13, От Луки 14:14, От Луки 14:15–24, От Луки 14:17, От Луки 14:18, От Луки 14:19, От Луки 14:20, От Луки 14:21, От Луки 14:23, От Луки 14:25–35, От Луки 14:26, От Луки 14:27, От Луки 14:34, От Луки 14:35, От Луки 15:1, От Луки 15:1–32, От Луки 15:2, От Луки 15:4, От Луки 15:8, От Луки 15:11–32, От Луки 15:12, От Луки 15:13, От Луки 15:15, От Луки 15:20, От Луки 15:21, От Луки 15:22, От Луки 15:23, От Луки 15:28, От Луки 15:30, От Луки 15:31, От Луки 16:1, От Луки 16:2, От Луки 16:3, От Луки 16:5–7, От Луки 16:6, От Луки 16:7, От Луки 16:8, От Луки 16:8–9, От Луки 16:9, От Луки 16:13, От Луки 16:14, От Луки 16:16, От Луки 16:17, От Луки 16:18, От Луки 16:19, От Луки 16:19–31, От Луки 16:21, От Луки 16:22, От Луки 16:23, От Луки 16:24, От Луки 16:26, От Луки 16:31, От Луки 17:1, От Луки 17:2, От Луки 17:4, От Луки 17:6, От Луки 17:7–10, От Луки 17:11, От Луки 17:11–19, От Луки 17:12, От Луки 17:14, От Луки 17:16, От Луки 17:19, От Луки 17:20–21, От Луки 17:20–37, От Луки 17:22, От Луки 17:23–24, От Луки 17:25, От Луки 17:26–29, От Луки 17:32–33, От Луки 17:34–35, От Луки 17:37, От Луки 18:1–8, От Луки 18:2, От Луки 18:3, От Луки 18:5, От Луки 18:7, От Луки 18:8, От Луки 18:9–14, От Луки 18:10, От Луки 18:12, От Луки 18:13, От Луки 18:14, От Луки 18:15–17, От Луки 18:17, От Луки 18:18, От Луки 18:18–30, От Луки 18:19, От Луки 18:20, От Луки 18:21, От Луки 18:22, От Луки 18:24–25, От Луки 18:27, От Луки 18:28–30, От Луки 18:30, От Луки 18:31, От Луки 18:31–34, От Луки 18:32–33, От Луки 18:34, От Луки 18:35, От Луки 18:35–43, От Луки 18:38, От Луки 19:1–10, От Луки 19:2, От Луки 19:4, От Луки 19:5, От Луки 19:7, От Луки 19:8, От Луки 19:9, От Луки 19:10, От Луки 19:11–27, От Луки 19:12, От Луки 19:14, От Луки 19:17, От Луки 19:23, От Луки 19:26, От Луки 19:27, От Луки 19:28–40, От Луки 19:29, От Луки 19:30, От Луки 19:31, От Луки 19:36, От Луки 19:38, От Луки 19:40, От Луки 19:42, От Луки 19:43–44, От Луки 19:45, От Луки 19:45–48, От Луки 19:47, От Луки 20:1, От Луки 20:1–47, От Луки 20:2, От Луки 20:4–6, От Луки 20:6, От Луки 20:7–8, От Луки 20:9, От Луки 20:9–19, От Луки 20:10, От Луки 20:13, От Луки 20:14, От Луки 20:17, От Луки 20:18, От Луки 20:19, От Луки 20:20–26, От Луки 20:21, От Луки 20:22, От Луки 20:24, От Луки 20:25, От Луки 20:27, От Луки 20:28, От Луки 20:29–33, От Луки 20:33, От Луки 20:35, От Луки 20:36, От Луки 20:37, От Луки 20:39, От Луки 20:40, От Луки 20:41, От Луки 20:41–44, От Луки 20:42–43, От Луки 20:44, От Луки 20:46–47, От Луки 20:47, От Луки 21:1, От Луки 21:1–4, От Луки 21:2, От Луки 21:4, От Луки 21:5, От Луки 21:5–38, От Луки 21:6, От Луки 21:8, От Луки 21:8–11, От Луки 21:11, От Луки 21:12, От Луки 21:12–19, От Луки 21:15, От Луки 21:16, От Луки 21:18–19, От Луки 21:20–24, От Луки 21:21, От Луки 21:22, От Луки 21:24, От Луки 21:25, От Луки 21:31, От Луки 21:32, От Луки 21:33, От Луки 21:34, От Луки 21:36, От Луки 22:1, От Луки 22:1–6, От Луки 22:3, От Луки 22:4, От Луки 22:5, От Луки 22:6, От Луки 22:7, От Луки 22:7–30, От Луки 22:8, От Луки 22:10, От Луки 22:11–12, От Луки 22:14, От Луки 22:15, От Луки 22:16, От Луки 22:17, От Луки 22:19–20, От Луки 22:20, От Луки 22:21–22, От Луки 22:22, От Луки 22:24, От Луки 22:25, От Луки 22:27, От Луки 22:29–30, От Луки 22:30, От Луки 22:31, От Луки 22:32, От Луки 22:33, От Луки 22:34, От Луки 22:36, От Луки 22:38, От Луки 22:39, От Луки 22:42, От Луки 22:43, От Луки 22:44, От Луки 22:45–46, От Луки 22:47, От Луки 22:51, От Луки 22:52, От Луки 22:54, От Луки 22:59, От Луки 22:61, От Луки 22:63, От Луки 22:64, От Луки 22:66, От Луки 22:67–68, От Луки 22:69, От Луки 22:70, От Луки 22:71, От Луки 23:1, От Луки 23:2, От Луки 23:3, От Луки 23:4, От Луки 23:5, От Луки 23:6–7, От Луки 23:8, От Луки 23:9, От Луки 23:12, От Луки 23:14–15, От Луки 23:16–18, От Луки 23:19, От Луки 23:24, От Луки 23:26, От Луки 23:28, От Луки 23:29, От Луки 23:30, От Луки 23:31, От Луки 23:33, От Луки 23:34, От Луки 23:35, От Луки 23:36, От Луки 23:38, От Луки 23:42, От Луки 23:43, От Луки 23:44, От Луки 23:45, От Луки 23:46, От Луки 23:47, От Луки 23:48, От Луки 23:50–51, От Луки 23:52, От Луки 23:53, От Луки 23:54, От Луки 23:55–56, От Луки 24:1, От Луки 24:1–12, От Луки 24:2, От Луки 24:4, От Луки 24:5–7, От Луки 24:7, От Луки 24:9, От Луки 24:10, От Луки 24:12, От Луки 24:13, От Луки 24:13–34, От Луки 24:16, От Луки 24:18, От Луки 24:19, От Луки 24:21, От Луки 24:22, От Луки 24:25–26, От Луки 24:27, От Луки 24:29, От Луки 24:30, От Луки 24:31, От Луки 24:34, От Луки 24:39, От Луки 24:44, От Луки 24:46, От Луки 24:47, От Луки 24:48, От Луки 24:49, От Луки 24:50, От Луки 24:50–53, От Луки 24:51, От Луки 24:53</w:t>
       </w:r>
       <w:r>
         <w:rPr>

--- a/rus/docx/42.content.docx
+++ b/rus/docx/42.content.docx
@@ -150,19 +150,6 @@
           <w:lang w:val="ru_RU" w:bidi="ru_RU"/>
         </w:rPr>
         <w:t>LUK</w:t>
-      </w:r>
-      <w:r>
-        <w:rPr>
-          <w:lang w:val="ru_RU" w:bidi="ru_RU"/>
-        </w:rPr>
-      </w:r>
-    </w:p>
-    <w:p>
-      <w:pPr/>
-      <w:r>
-        <w:rPr>
-          <w:lang w:val="ru_RU" w:bidi="ru_RU"/>
-        </w:rPr>
       </w:r>
       <w:r>
         <w:rPr>

--- a/rus/docx/42.content.docx
+++ b/rus/docx/42.content.docx
@@ -19,7 +19,7 @@
         <w:rPr>
           <w:lang w:val="ru_RU" w:bidi="ru_RU"/>
         </w:rPr>
-        <w:t>Resource: Заметки к учебнику (Тиндейл)</w:t>
+        <w:t>Resource: Tyndale Open Study Notes</w:t>
       </w:r>
       <w:r>
         <w:rPr>
@@ -112,7 +112,7 @@
         <w:rPr>
           <w:lang w:val="ru_RU" w:bidi="ru_RU"/>
         </w:rPr>
-        <w:t>Заметки к учебнику (Тиндейл)</w:t>
+        <w:t>Tyndale Open Study Notes</w:t>
       </w:r>
     </w:p>
     <w:p>

--- a/rus/docx/42.content.docx
+++ b/rus/docx/42.content.docx
@@ -19,7 +19,7 @@
         <w:rPr>
           <w:lang w:val="ru_RU" w:bidi="ru_RU"/>
         </w:rPr>
-        <w:t>Resource: Tyndale Open Study Notes</w:t>
+        <w:t>Resource: Aquifer Open Study Notes</w:t>
       </w:r>
       <w:r>
         <w:rPr>
@@ -112,7 +112,7 @@
         <w:rPr>
           <w:lang w:val="ru_RU" w:bidi="ru_RU"/>
         </w:rPr>
-        <w:t>Tyndale Open Study Notes</w:t>
+        <w:t>Aquifer Open Study Notes</w:t>
       </w:r>
     </w:p>
     <w:p>
